--- a/Information Protection Methods/Lab 2/LR2.docx
+++ b/Information Protection Methods/Lab 2/LR2.docx
@@ -355,13 +355,7 @@
               <w:jc w:val="center"/>
             </w:pPr>
             <w:r>
-              <w:t>Выполнил</w:t>
-            </w:r>
-            <w:r>
-              <w:t>а</w:t>
-            </w:r>
-            <w:r>
-              <w:t xml:space="preserve"> студент группы </w:t>
+              <w:t xml:space="preserve">Выполнил студент группы </w:t>
             </w:r>
             <w:r>
               <w:t>353504</w:t>
@@ -2006,6 +2000,9 @@
         <w:jc w:val="center"/>
       </w:pPr>
       <w:r>
+        <w:rPr>
+          <w:noProof/>
+        </w:rPr>
         <w:drawing>
           <wp:inline distT="0" distB="0" distL="0" distR="0" wp14:anchorId="10961953" wp14:editId="2481F8B8">
             <wp:extent cx="5940425" cy="1316355"/>
@@ -2084,19 +2081,7 @@
     </w:p>
     <w:p>
       <w:r>
-        <w:t xml:space="preserve">Далее программа была запущена </w:t>
-      </w:r>
-      <w:r>
-        <w:t xml:space="preserve">в режиме </w:t>
-      </w:r>
-      <w:r>
-        <w:t>де</w:t>
-      </w:r>
-      <w:r>
-        <w:t>шифрования методом простой замены</w:t>
-      </w:r>
-      <w:r>
-        <w:t xml:space="preserve">. </w:t>
+        <w:t xml:space="preserve">Далее программа была запущена в режиме дешифрования методом простой замены. </w:t>
       </w:r>
       <w:r>
         <w:t>Результат выполнения работы представлен</w:t>
@@ -2222,16 +2207,7 @@
     </w:p>
     <w:p>
       <w:r>
-        <w:t>После</w:t>
-      </w:r>
-      <w:r>
-        <w:t xml:space="preserve"> программа была запущена в режиме шифрования методом гаммирования с обратной связью. Результат выполнения работы программы представлен на рисунке 1.</w:t>
-      </w:r>
-      <w:r>
-        <w:t>5</w:t>
-      </w:r>
-      <w:r>
-        <w:t>.</w:t>
+        <w:t>После программа была запущена в режиме шифрования методом гаммирования с обратной связью. Результат выполнения работы программы представлен на рисунке 1.5.</w:t>
       </w:r>
     </w:p>
     <w:p>
@@ -2249,6 +2225,7 @@
       </w:pPr>
       <w:r>
         <w:rPr>
+          <w:noProof/>
           <w:lang w:val="en-US"/>
         </w:rPr>
         <w:lastRenderedPageBreak/>
@@ -2301,34 +2278,19 @@
         <w:jc w:val="center"/>
       </w:pPr>
       <w:r>
-        <w:t>Рисунок 1.</w:t>
-      </w:r>
-      <w:r>
-        <w:t>5</w:t>
-      </w:r>
-      <w:r>
-        <w:t xml:space="preserve"> – Результат выполнения работы программы в режиме шифрования методом гаммирования с обратной связью</w:t>
+        <w:t>Рисунок 1.5 – Результат выполнения работы программы в режиме шифрования методом гаммирования с обратной связью</w:t>
       </w:r>
     </w:p>
     <w:p/>
     <w:p>
       <w:r>
-        <w:t>Наконец</w:t>
-      </w:r>
-      <w:r>
-        <w:t xml:space="preserve"> программа была запущена в режиме дешифрования</w:t>
+        <w:t>Наконец программа была запущена в режиме дешифрования</w:t>
       </w:r>
       <w:r>
         <w:t xml:space="preserve"> </w:t>
       </w:r>
       <w:r>
-        <w:t>методом гаммирования с обратной связью. Результат выполнения работы представлен на рисунке 1.</w:t>
-      </w:r>
-      <w:r>
-        <w:t>6</w:t>
-      </w:r>
-      <w:r>
-        <w:t>.</w:t>
+        <w:t>методом гаммирования с обратной связью. Результат выполнения работы представлен на рисунке 1.6.</w:t>
       </w:r>
     </w:p>
     <w:p>
@@ -2346,6 +2308,7 @@
       </w:pPr>
       <w:r>
         <w:rPr>
+          <w:noProof/>
           <w:lang w:val="en-US"/>
         </w:rPr>
         <w:drawing>
@@ -2397,19 +2360,7 @@
         <w:jc w:val="center"/>
       </w:pPr>
       <w:r>
-        <w:t>Рисунок 1.</w:t>
-      </w:r>
-      <w:r>
-        <w:t>6</w:t>
-      </w:r>
-      <w:r>
-        <w:t xml:space="preserve"> – Результат выполнения работы программы </w:t>
-      </w:r>
-      <w:r>
-        <w:t xml:space="preserve">в режиме дешифрования </w:t>
-      </w:r>
-      <w:r>
-        <w:t>методом гаммирования с обратной связью</w:t>
+        <w:t>Рисунок 1.6 – Результат выполнения работы программы в режиме дешифрования методом гаммирования с обратной связью</w:t>
       </w:r>
     </w:p>
     <w:p>
@@ -15273,6 +15224,7 @@
   <w:style w:type="character" w:default="1" w:styleId="a0">
     <w:name w:val="Default Paragraph Font"/>
     <w:uiPriority w:val="1"/>
+    <w:semiHidden/>
     <w:unhideWhenUsed/>
   </w:style>
   <w:style w:type="table" w:default="1" w:styleId="a1">
